--- a/KnowledgeBase/Back-end/doc/菲歐娜.docx
+++ b/KnowledgeBase/Back-end/doc/菲歐娜.docx
@@ -4,349 +4,841 @@
   <w:body>
     <w:p>
       <w:pPr>
-        <w:rPr>
+        <w:widowControl/>
+        <w:spacing w:before="100" w:beforeAutospacing="1" w:after="100" w:afterAutospacing="1" w:line="240" w:lineRule="auto"/>
+        <w:outlineLvl w:val="2"/>
+        <w:rPr>
+          <w:rFonts w:ascii="新細明體" w:eastAsia="新細明體" w:hAnsi="新細明體" w:cs="新細明體"/>
           <w:b/>
           <w:bCs/>
-        </w:rPr>
-      </w:pPr>
-      <w:r>
-        <w:rPr>
+          <w:kern w:val="0"/>
+          <w:sz w:val="27"/>
+          <w:szCs w:val="27"/>
+          <w14:ligatures w14:val="none"/>
+        </w:rPr>
+      </w:pPr>
+      <w:r>
+        <w:rPr>
+          <w:rFonts w:ascii="新細明體" w:eastAsia="新細明體" w:hAnsi="新細明體" w:cs="新細明體"/>
           <w:b/>
           <w:bCs/>
-        </w:rPr>
-        <w:t>菲歐娜</w:t>
-      </w:r>
-      <w:r>
-        <w:rPr>
+          <w:kern w:val="0"/>
+          <w:sz w:val="27"/>
+          <w:szCs w:val="27"/>
+          <w14:ligatures w14:val="none"/>
+        </w:rPr>
+        <w:t>菲歐娜 - 沙灘排球運動員簡介</w:t>
+      </w:r>
+    </w:p>
+    <w:p>
+      <w:pPr>
+        <w:widowControl/>
+        <w:spacing w:before="100" w:beforeAutospacing="1" w:after="100" w:afterAutospacing="1" w:line="240" w:lineRule="auto"/>
+        <w:outlineLvl w:val="3"/>
+        <w:rPr>
+          <w:rFonts w:ascii="新細明體" w:eastAsia="新細明體" w:hAnsi="新細明體" w:cs="新細明體"/>
           <w:b/>
           <w:bCs/>
-        </w:rPr>
-        <w:t>——</w:t>
-      </w:r>
-      <w:r>
-        <w:rPr>
+          <w:kern w:val="0"/>
+          <w14:ligatures w14:val="none"/>
+        </w:rPr>
+      </w:pPr>
+      <w:r>
+        <w:rPr>
+          <w:rFonts w:ascii="新細明體" w:eastAsia="新細明體" w:hAnsi="新細明體" w:cs="新細明體"/>
           <w:b/>
           <w:bCs/>
-        </w:rPr>
-        <w:t>來自晨曦的冷艷女神</w:t>
+          <w:kern w:val="0"/>
+          <w14:ligatures w14:val="none"/>
+        </w:rPr>
+        <w:t>基本資訊</w:t>
       </w:r>
     </w:p>
     <w:p>
-      <w:r>
-        <w:t>清晨的維納斯群島，海面泛起粼粼波光，微風輕拂著棕櫚樹葉。遠處的沙灘上，一道身影在陽光下顯得特別醒目。</w:t>
+      <w:pPr>
+        <w:widowControl/>
+        <w:numPr>
+          <w:ilvl w:val="0"/>
+          <w:numId w:val="1"/>
+        </w:numPr>
+        <w:spacing w:before="100" w:beforeAutospacing="1" w:after="100" w:afterAutospacing="1" w:line="240" w:lineRule="auto"/>
+        <w:rPr>
+          <w:rFonts w:ascii="新細明體" w:eastAsia="新細明體" w:hAnsi="新細明體" w:cs="新細明體"/>
+          <w:kern w:val="0"/>
+          <w14:ligatures w14:val="none"/>
+        </w:rPr>
+      </w:pPr>
+      <w:r>
+        <w:rPr>
+          <w:rFonts w:ascii="新細明體" w:eastAsia="新細明體" w:hAnsi="新細明體" w:cs="新細明體"/>
+          <w:b/>
+          <w:bCs/>
+          <w:kern w:val="0"/>
+          <w14:ligatures w14:val="none"/>
+        </w:rPr>
+        <w:t>姓名</w:t>
+      </w:r>
+      <w:r>
+        <w:rPr>
+          <w:rFonts w:ascii="新細明體" w:eastAsia="新細明體" w:hAnsi="新細明體" w:cs="新細明體"/>
+          <w:kern w:val="0"/>
+          <w14:ligatures w14:val="none"/>
+        </w:rPr>
+        <w:t>：菲歐娜</w:t>
       </w:r>
     </w:p>
     <w:p>
-      <w:r>
-        <w:t>菲歐娜站在沙灘排球場邊，靜靜地綁緊手上的護腕，紫羅蘭色的眼眸帶著一絲冷峻，彷彿凝視著遙遠的未來。</w:t>
+      <w:pPr>
+        <w:widowControl/>
+        <w:numPr>
+          <w:ilvl w:val="0"/>
+          <w:numId w:val="1"/>
+        </w:numPr>
+        <w:spacing w:before="100" w:beforeAutospacing="1" w:after="100" w:afterAutospacing="1" w:line="240" w:lineRule="auto"/>
+        <w:rPr>
+          <w:rFonts w:ascii="新細明體" w:eastAsia="新細明體" w:hAnsi="新細明體" w:cs="新細明體"/>
+          <w:kern w:val="0"/>
+          <w14:ligatures w14:val="none"/>
+        </w:rPr>
+      </w:pPr>
+      <w:r>
+        <w:rPr>
+          <w:rFonts w:ascii="新細明體" w:eastAsia="新細明體" w:hAnsi="新細明體" w:cs="新細明體"/>
+          <w:b/>
+          <w:bCs/>
+          <w:kern w:val="0"/>
+          <w14:ligatures w14:val="none"/>
+        </w:rPr>
+        <w:t>背景</w:t>
+      </w:r>
+      <w:r>
+        <w:rPr>
+          <w:rFonts w:ascii="新細明體" w:eastAsia="新細明體" w:hAnsi="新細明體" w:cs="新細明體"/>
+          <w:kern w:val="0"/>
+          <w14:ligatures w14:val="none"/>
+        </w:rPr>
+        <w:t>：歐洲貴族世家，家族經營高級體育產業</w:t>
       </w:r>
     </w:p>
     <w:p>
-      <w:r>
-        <w:t>她的氣質如同晨曦的微光，神秘而優雅，既不炙熱，也不冷淡，而是一種淡然的距離感，令人不禁想要靠近，卻又忍不住敬畏。</w:t>
+      <w:pPr>
+        <w:widowControl/>
+        <w:numPr>
+          <w:ilvl w:val="0"/>
+          <w:numId w:val="1"/>
+        </w:numPr>
+        <w:spacing w:before="100" w:beforeAutospacing="1" w:after="100" w:afterAutospacing="1" w:line="240" w:lineRule="auto"/>
+        <w:rPr>
+          <w:rFonts w:ascii="新細明體" w:eastAsia="新細明體" w:hAnsi="新細明體" w:cs="新細明體"/>
+          <w:kern w:val="0"/>
+          <w14:ligatures w14:val="none"/>
+        </w:rPr>
+      </w:pPr>
+      <w:r>
+        <w:rPr>
+          <w:rFonts w:ascii="新細明體" w:eastAsia="新細明體" w:hAnsi="新細明體" w:cs="新細明體"/>
+          <w:b/>
+          <w:bCs/>
+          <w:kern w:val="0"/>
+          <w14:ligatures w14:val="none"/>
+        </w:rPr>
+        <w:t>興趣</w:t>
+      </w:r>
+      <w:r>
+        <w:rPr>
+          <w:rFonts w:ascii="新細明體" w:eastAsia="新細明體" w:hAnsi="新細明體" w:cs="新細明體"/>
+          <w:kern w:val="0"/>
+          <w14:ligatures w14:val="none"/>
+        </w:rPr>
+        <w:t>：沙灘排球、網球、擊劍</w:t>
       </w:r>
     </w:p>
     <w:p>
       <w:pPr>
-        <w:rPr>
+        <w:widowControl/>
+        <w:numPr>
+          <w:ilvl w:val="0"/>
+          <w:numId w:val="1"/>
+        </w:numPr>
+        <w:spacing w:before="100" w:beforeAutospacing="1" w:after="100" w:afterAutospacing="1" w:line="240" w:lineRule="auto"/>
+        <w:rPr>
+          <w:rFonts w:ascii="新細明體" w:eastAsia="新細明體" w:hAnsi="新細明體" w:cs="新細明體"/>
+          <w:kern w:val="0"/>
+          <w14:ligatures w14:val="none"/>
+        </w:rPr>
+      </w:pPr>
+      <w:r>
+        <w:rPr>
+          <w:rFonts w:ascii="新細明體" w:eastAsia="新細明體" w:hAnsi="新細明體" w:cs="新細明體"/>
           <w:b/>
           <w:bCs/>
-        </w:rPr>
-      </w:pPr>
-      <w:r>
-        <w:rPr>
+          <w:kern w:val="0"/>
+          <w14:ligatures w14:val="none"/>
+        </w:rPr>
+        <w:t>性格特質</w:t>
+      </w:r>
+      <w:r>
+        <w:rPr>
+          <w:rFonts w:ascii="新細明體" w:eastAsia="新細明體" w:hAnsi="新細明體" w:cs="新細明體"/>
+          <w:kern w:val="0"/>
+          <w14:ligatures w14:val="none"/>
+        </w:rPr>
+        <w:t>：冷靜、戰略思維強、優雅而理性</w:t>
+      </w:r>
+    </w:p>
+    <w:p>
+      <w:pPr>
+        <w:widowControl/>
+        <w:spacing w:before="100" w:beforeAutospacing="1" w:after="100" w:afterAutospacing="1" w:line="240" w:lineRule="auto"/>
+        <w:outlineLvl w:val="3"/>
+        <w:rPr>
+          <w:rFonts w:ascii="新細明體" w:eastAsia="新細明體" w:hAnsi="新細明體" w:cs="新細明體"/>
           <w:b/>
           <w:bCs/>
-        </w:rPr>
-        <w:t>冰封的童年</w:t>
-      </w:r>
-      <w:r>
-        <w:rPr>
+          <w:kern w:val="0"/>
+          <w14:ligatures w14:val="none"/>
+        </w:rPr>
+      </w:pPr>
+      <w:r>
+        <w:rPr>
+          <w:rFonts w:ascii="新細明體" w:eastAsia="新細明體" w:hAnsi="新細明體" w:cs="新細明體"/>
           <w:b/>
           <w:bCs/>
-        </w:rPr>
-        <w:t>——</w:t>
-      </w:r>
-      <w:r>
-        <w:rPr>
+          <w:kern w:val="0"/>
+          <w14:ligatures w14:val="none"/>
+        </w:rPr>
+        <w:t>成長背景</w:t>
+      </w:r>
+    </w:p>
+    <w:p>
+      <w:pPr>
+        <w:widowControl/>
+        <w:numPr>
+          <w:ilvl w:val="0"/>
+          <w:numId w:val="2"/>
+        </w:numPr>
+        <w:spacing w:before="100" w:beforeAutospacing="1" w:after="100" w:afterAutospacing="1" w:line="240" w:lineRule="auto"/>
+        <w:rPr>
+          <w:rFonts w:ascii="新細明體" w:eastAsia="新細明體" w:hAnsi="新細明體" w:cs="新細明體"/>
+          <w:kern w:val="0"/>
+          <w14:ligatures w14:val="none"/>
+        </w:rPr>
+      </w:pPr>
+      <w:r>
+        <w:rPr>
+          <w:rFonts w:ascii="新細明體" w:eastAsia="新細明體" w:hAnsi="新細明體" w:cs="新細明體"/>
+          <w:kern w:val="0"/>
+          <w14:ligatures w14:val="none"/>
+        </w:rPr>
+        <w:t>出生於貴族世家，接受嚴格的禮儀與體育訓練。</w:t>
+      </w:r>
+    </w:p>
+    <w:p>
+      <w:pPr>
+        <w:widowControl/>
+        <w:numPr>
+          <w:ilvl w:val="0"/>
+          <w:numId w:val="2"/>
+        </w:numPr>
+        <w:spacing w:before="100" w:beforeAutospacing="1" w:after="100" w:afterAutospacing="1" w:line="240" w:lineRule="auto"/>
+        <w:rPr>
+          <w:rFonts w:ascii="新細明體" w:eastAsia="新細明體" w:hAnsi="新細明體" w:cs="新細明體"/>
+          <w:kern w:val="0"/>
+          <w14:ligatures w14:val="none"/>
+        </w:rPr>
+      </w:pPr>
+      <w:r>
+        <w:rPr>
+          <w:rFonts w:ascii="新細明體" w:eastAsia="新細明體" w:hAnsi="新細明體" w:cs="新細明體"/>
+          <w:kern w:val="0"/>
+          <w14:ligatures w14:val="none"/>
+        </w:rPr>
+        <w:t>家族期望她成為馬術或網球界的傳奇選手。</w:t>
+      </w:r>
+    </w:p>
+    <w:p>
+      <w:pPr>
+        <w:widowControl/>
+        <w:numPr>
+          <w:ilvl w:val="0"/>
+          <w:numId w:val="2"/>
+        </w:numPr>
+        <w:spacing w:before="100" w:beforeAutospacing="1" w:after="100" w:afterAutospacing="1" w:line="240" w:lineRule="auto"/>
+        <w:rPr>
+          <w:rFonts w:ascii="新細明體" w:eastAsia="新細明體" w:hAnsi="新細明體" w:cs="新細明體"/>
+          <w:kern w:val="0"/>
+          <w14:ligatures w14:val="none"/>
+        </w:rPr>
+      </w:pPr>
+      <w:r>
+        <w:rPr>
+          <w:rFonts w:ascii="新細明體" w:eastAsia="新細明體" w:hAnsi="新細明體" w:cs="新細明體"/>
+          <w:kern w:val="0"/>
+          <w14:ligatures w14:val="none"/>
+        </w:rPr>
+        <w:t>童年生活受家族規範限制，習慣壓抑情緒。</w:t>
+      </w:r>
+    </w:p>
+    <w:p>
+      <w:pPr>
+        <w:widowControl/>
+        <w:spacing w:before="100" w:beforeAutospacing="1" w:after="100" w:afterAutospacing="1" w:line="240" w:lineRule="auto"/>
+        <w:outlineLvl w:val="3"/>
+        <w:rPr>
+          <w:rFonts w:ascii="新細明體" w:eastAsia="新細明體" w:hAnsi="新細明體" w:cs="新細明體"/>
           <w:b/>
           <w:bCs/>
-        </w:rPr>
-        <w:t>孤獨中的堅韌</w:t>
+          <w:kern w:val="0"/>
+          <w14:ligatures w14:val="none"/>
+        </w:rPr>
+      </w:pPr>
+      <w:r>
+        <w:rPr>
+          <w:rFonts w:ascii="新細明體" w:eastAsia="新細明體" w:hAnsi="新細明體" w:cs="新細明體"/>
+          <w:b/>
+          <w:bCs/>
+          <w:kern w:val="0"/>
+          <w14:ligatures w14:val="none"/>
+        </w:rPr>
+        <w:t>接觸沙灘排球</w:t>
       </w:r>
     </w:p>
     <w:p>
-      <w:r>
-        <w:t>菲歐娜出生於歐洲的貴族世家，家族世代經營著高級體育產業，父母皆是馬術與網球界的傳奇人物。從小，她便被視為最完美的接班人，接受著嚴格的貴族教育與體能訓練。</w:t>
+      <w:pPr>
+        <w:widowControl/>
+        <w:numPr>
+          <w:ilvl w:val="0"/>
+          <w:numId w:val="3"/>
+        </w:numPr>
+        <w:spacing w:before="100" w:beforeAutospacing="1" w:after="100" w:afterAutospacing="1" w:line="240" w:lineRule="auto"/>
+        <w:rPr>
+          <w:rFonts w:ascii="新細明體" w:eastAsia="新細明體" w:hAnsi="新細明體" w:cs="新細明體"/>
+          <w:kern w:val="0"/>
+          <w14:ligatures w14:val="none"/>
+        </w:rPr>
+      </w:pPr>
+      <w:r>
+        <w:rPr>
+          <w:rFonts w:ascii="新細明體" w:eastAsia="新細明體" w:hAnsi="新細明體" w:cs="新細明體"/>
+          <w:kern w:val="0"/>
+          <w14:ligatures w14:val="none"/>
+        </w:rPr>
+        <w:t>在一次度假時觀看沙灘排球比賽，對這項運動產生興趣。</w:t>
       </w:r>
     </w:p>
     <w:p>
-      <w:r>
-        <w:t>但她並不快樂。</w:t>
+      <w:pPr>
+        <w:widowControl/>
+        <w:numPr>
+          <w:ilvl w:val="0"/>
+          <w:numId w:val="3"/>
+        </w:numPr>
+        <w:spacing w:before="100" w:beforeAutospacing="1" w:after="100" w:afterAutospacing="1" w:line="240" w:lineRule="auto"/>
+        <w:rPr>
+          <w:rFonts w:ascii="新細明體" w:eastAsia="新細明體" w:hAnsi="新細明體" w:cs="新細明體"/>
+          <w:kern w:val="0"/>
+          <w14:ligatures w14:val="none"/>
+        </w:rPr>
+      </w:pPr>
+      <w:r>
+        <w:rPr>
+          <w:rFonts w:ascii="新細明體" w:eastAsia="新細明體" w:hAnsi="新細明體" w:cs="新細明體"/>
+          <w:kern w:val="0"/>
+          <w14:ligatures w14:val="none"/>
+        </w:rPr>
+        <w:t>家族強烈反對，認為此運動不符合貴族形象。</w:t>
       </w:r>
     </w:p>
     <w:p>
-      <w:r>
-        <w:t>在充滿禮儀與條條框框的生活中，她學會了如何控制情緒，如何以最完美的姿態面對世界，卻從未體驗過真正的自由。</w:t>
+      <w:pPr>
+        <w:widowControl/>
+        <w:numPr>
+          <w:ilvl w:val="0"/>
+          <w:numId w:val="3"/>
+        </w:numPr>
+        <w:spacing w:before="100" w:beforeAutospacing="1" w:after="100" w:afterAutospacing="1" w:line="240" w:lineRule="auto"/>
+        <w:rPr>
+          <w:rFonts w:ascii="新細明體" w:eastAsia="新細明體" w:hAnsi="新細明體" w:cs="新細明體"/>
+          <w:kern w:val="0"/>
+          <w14:ligatures w14:val="none"/>
+        </w:rPr>
+      </w:pPr>
+      <w:r>
+        <w:rPr>
+          <w:rFonts w:ascii="新細明體" w:eastAsia="新細明體" w:hAnsi="新細明體" w:cs="新細明體"/>
+          <w:kern w:val="0"/>
+          <w14:ligatures w14:val="none"/>
+        </w:rPr>
+        <w:t>堅持訓練並發展個人打法，以策略與精準度取勝。</w:t>
       </w:r>
     </w:p>
     <w:p>
-      <w:r>
-        <w:t>直到她偶然在一次度假中，看見了一場沙灘排球比賽。</w:t>
+      <w:pPr>
+        <w:widowControl/>
+        <w:spacing w:before="100" w:beforeAutospacing="1" w:after="100" w:afterAutospacing="1" w:line="240" w:lineRule="auto"/>
+        <w:outlineLvl w:val="3"/>
+        <w:rPr>
+          <w:rFonts w:ascii="新細明體" w:eastAsia="新細明體" w:hAnsi="新細明體" w:cs="新細明體"/>
+          <w:b/>
+          <w:bCs/>
+          <w:kern w:val="0"/>
+          <w14:ligatures w14:val="none"/>
+        </w:rPr>
+      </w:pPr>
+      <w:r>
+        <w:rPr>
+          <w:rFonts w:ascii="新細明體" w:eastAsia="新細明體" w:hAnsi="新細明體" w:cs="新細明體"/>
+          <w:b/>
+          <w:bCs/>
+          <w:kern w:val="0"/>
+          <w14:ligatures w14:val="none"/>
+        </w:rPr>
+        <w:t>技術與比賽風格</w:t>
       </w:r>
     </w:p>
     <w:p>
-      <w:r>
-        <w:t>選手們的熱情、汗水、自由奔放的笑容，與她的世界形成了強烈的對比。那一刻，她的心中有某種渴望被點燃。</w:t>
+      <w:pPr>
+        <w:widowControl/>
+        <w:numPr>
+          <w:ilvl w:val="0"/>
+          <w:numId w:val="4"/>
+        </w:numPr>
+        <w:spacing w:before="100" w:beforeAutospacing="1" w:after="100" w:afterAutospacing="1" w:line="240" w:lineRule="auto"/>
+        <w:rPr>
+          <w:rFonts w:ascii="新細明體" w:eastAsia="新細明體" w:hAnsi="新細明體" w:cs="新細明體"/>
+          <w:kern w:val="0"/>
+          <w14:ligatures w14:val="none"/>
+        </w:rPr>
+      </w:pPr>
+      <w:r>
+        <w:rPr>
+          <w:rFonts w:ascii="新細明體" w:eastAsia="新細明體" w:hAnsi="新細明體" w:cs="新細明體"/>
+          <w:b/>
+          <w:bCs/>
+          <w:kern w:val="0"/>
+          <w14:ligatures w14:val="none"/>
+        </w:rPr>
+        <w:t>戰術風格</w:t>
+      </w:r>
+      <w:r>
+        <w:rPr>
+          <w:rFonts w:ascii="新細明體" w:eastAsia="新細明體" w:hAnsi="新細明體" w:cs="新細明體"/>
+          <w:kern w:val="0"/>
+          <w14:ligatures w14:val="none"/>
+        </w:rPr>
+        <w:t>：精準控場、戰略布局、冷靜應變。</w:t>
       </w:r>
     </w:p>
     <w:p>
-      <w:r>
-        <w:t>「這樣的運動</w:t>
-      </w:r>
-      <w:r>
-        <w:t>……</w:t>
-      </w:r>
-      <w:r>
-        <w:t>也許能讓我找到自己的意義。」</w:t>
+      <w:pPr>
+        <w:widowControl/>
+        <w:numPr>
+          <w:ilvl w:val="0"/>
+          <w:numId w:val="4"/>
+        </w:numPr>
+        <w:spacing w:before="100" w:beforeAutospacing="1" w:after="100" w:afterAutospacing="1" w:line="240" w:lineRule="auto"/>
+        <w:rPr>
+          <w:rFonts w:ascii="新細明體" w:eastAsia="新細明體" w:hAnsi="新細明體" w:cs="新細明體"/>
+          <w:kern w:val="0"/>
+          <w14:ligatures w14:val="none"/>
+        </w:rPr>
+      </w:pPr>
+      <w:r>
+        <w:rPr>
+          <w:rFonts w:ascii="新細明體" w:eastAsia="新細明體" w:hAnsi="新細明體" w:cs="新細明體"/>
+          <w:b/>
+          <w:bCs/>
+          <w:kern w:val="0"/>
+          <w14:ligatures w14:val="none"/>
+        </w:rPr>
+        <w:t>技術特色</w:t>
+      </w:r>
+      <w:r>
+        <w:rPr>
+          <w:rFonts w:ascii="新細明體" w:eastAsia="新細明體" w:hAnsi="新細明體" w:cs="新細明體"/>
+          <w:kern w:val="0"/>
+          <w14:ligatures w14:val="none"/>
+        </w:rPr>
+        <w:t>：</w:t>
       </w:r>
     </w:p>
     <w:p>
       <w:pPr>
-        <w:rPr>
+        <w:widowControl/>
+        <w:numPr>
+          <w:ilvl w:val="1"/>
+          <w:numId w:val="4"/>
+        </w:numPr>
+        <w:spacing w:before="100" w:beforeAutospacing="1" w:after="100" w:afterAutospacing="1" w:line="240" w:lineRule="auto"/>
+        <w:rPr>
+          <w:rFonts w:ascii="新細明體" w:eastAsia="新細明體" w:hAnsi="新細明體" w:cs="新細明體"/>
+          <w:kern w:val="0"/>
+          <w14:ligatures w14:val="none"/>
+        </w:rPr>
+      </w:pPr>
+      <w:r>
+        <w:rPr>
+          <w:rFonts w:ascii="新細明體" w:eastAsia="新細明體" w:hAnsi="新細明體" w:cs="新細明體"/>
           <w:b/>
           <w:bCs/>
-        </w:rPr>
-      </w:pPr>
-      <w:r>
-        <w:rPr>
+          <w:kern w:val="0"/>
+          <w14:ligatures w14:val="none"/>
+        </w:rPr>
+        <w:t>傳球</w:t>
+      </w:r>
+      <w:r>
+        <w:rPr>
+          <w:rFonts w:ascii="新細明體" w:eastAsia="新細明體" w:hAnsi="新細明體" w:cs="新細明體"/>
+          <w:kern w:val="0"/>
+          <w14:ligatures w14:val="none"/>
+        </w:rPr>
+        <w:t>：穩定且精確，引導隊友進攻。</w:t>
+      </w:r>
+    </w:p>
+    <w:p>
+      <w:pPr>
+        <w:widowControl/>
+        <w:numPr>
+          <w:ilvl w:val="1"/>
+          <w:numId w:val="4"/>
+        </w:numPr>
+        <w:spacing w:before="100" w:beforeAutospacing="1" w:after="100" w:afterAutospacing="1" w:line="240" w:lineRule="auto"/>
+        <w:rPr>
+          <w:rFonts w:ascii="新細明體" w:eastAsia="新細明體" w:hAnsi="新細明體" w:cs="新細明體"/>
+          <w:kern w:val="0"/>
+          <w14:ligatures w14:val="none"/>
+        </w:rPr>
+      </w:pPr>
+      <w:r>
+        <w:rPr>
+          <w:rFonts w:ascii="新細明體" w:eastAsia="新細明體" w:hAnsi="新細明體" w:cs="新細明體"/>
           <w:b/>
           <w:bCs/>
-        </w:rPr>
-        <w:t>跨越規則，踏上沙灘排球的道路</w:t>
+          <w:kern w:val="0"/>
+          <w14:ligatures w14:val="none"/>
+        </w:rPr>
+        <w:t>節奏掌控</w:t>
+      </w:r>
+      <w:r>
+        <w:rPr>
+          <w:rFonts w:ascii="新細明體" w:eastAsia="新細明體" w:hAnsi="新細明體" w:cs="新細明體"/>
+          <w:kern w:val="0"/>
+          <w14:ligatures w14:val="none"/>
+        </w:rPr>
+        <w:t>：控制比賽節奏，讓對手陷入戰術陷阱。</w:t>
       </w:r>
     </w:p>
     <w:p>
-      <w:r>
-        <w:t>當她表達出想學習沙灘排球的意願時，家族的反應是強烈的反對。</w:t>
+      <w:pPr>
+        <w:widowControl/>
+        <w:numPr>
+          <w:ilvl w:val="1"/>
+          <w:numId w:val="4"/>
+        </w:numPr>
+        <w:spacing w:before="100" w:beforeAutospacing="1" w:after="100" w:afterAutospacing="1" w:line="240" w:lineRule="auto"/>
+        <w:rPr>
+          <w:rFonts w:ascii="新細明體" w:eastAsia="新細明體" w:hAnsi="新細明體" w:cs="新細明體"/>
+          <w:kern w:val="0"/>
+          <w14:ligatures w14:val="none"/>
+        </w:rPr>
+      </w:pPr>
+      <w:r>
+        <w:rPr>
+          <w:rFonts w:ascii="新細明體" w:eastAsia="新細明體" w:hAnsi="新細明體" w:cs="新細明體"/>
+          <w:b/>
+          <w:bCs/>
+          <w:kern w:val="0"/>
+          <w14:ligatures w14:val="none"/>
+        </w:rPr>
+        <w:t>防守</w:t>
+      </w:r>
+      <w:r>
+        <w:rPr>
+          <w:rFonts w:ascii="新細明體" w:eastAsia="新細明體" w:hAnsi="新細明體" w:cs="新細明體"/>
+          <w:kern w:val="0"/>
+          <w14:ligatures w14:val="none"/>
+        </w:rPr>
+        <w:t>：預判對手動作，提高攔截成功率。</w:t>
       </w:r>
     </w:p>
     <w:p>
-      <w:r>
-        <w:t>「這不是屬於我們的運動。」母親用淡淡的語氣說道。</w:t>
+      <w:pPr>
+        <w:widowControl/>
+        <w:spacing w:before="100" w:beforeAutospacing="1" w:after="100" w:afterAutospacing="1" w:line="240" w:lineRule="auto"/>
+        <w:outlineLvl w:val="3"/>
+        <w:rPr>
+          <w:rFonts w:ascii="新細明體" w:eastAsia="新細明體" w:hAnsi="新細明體" w:cs="新細明體"/>
+          <w:b/>
+          <w:bCs/>
+          <w:kern w:val="0"/>
+          <w14:ligatures w14:val="none"/>
+        </w:rPr>
+      </w:pPr>
+      <w:r>
+        <w:rPr>
+          <w:rFonts w:ascii="新細明體" w:eastAsia="新細明體" w:hAnsi="新細明體" w:cs="新細明體"/>
+          <w:b/>
+          <w:bCs/>
+          <w:kern w:val="0"/>
+          <w14:ligatures w14:val="none"/>
+        </w:rPr>
+        <w:t>參與維納斯璀璨假期</w:t>
       </w:r>
     </w:p>
     <w:p>
-      <w:r>
-        <w:t>「你應該專注於更優雅的比賽，網球、擊劍，而不是這種</w:t>
-      </w:r>
-      <w:r>
-        <w:t>……</w:t>
-      </w:r>
-      <w:r>
-        <w:t>野性的競技。」</w:t>
+      <w:pPr>
+        <w:widowControl/>
+        <w:numPr>
+          <w:ilvl w:val="0"/>
+          <w:numId w:val="5"/>
+        </w:numPr>
+        <w:spacing w:before="100" w:beforeAutospacing="1" w:after="100" w:afterAutospacing="1" w:line="240" w:lineRule="auto"/>
+        <w:rPr>
+          <w:rFonts w:ascii="新細明體" w:eastAsia="新細明體" w:hAnsi="新細明體" w:cs="新細明體"/>
+          <w:kern w:val="0"/>
+          <w14:ligatures w14:val="none"/>
+        </w:rPr>
+      </w:pPr>
+      <w:r>
+        <w:rPr>
+          <w:rFonts w:ascii="新細明體" w:eastAsia="新細明體" w:hAnsi="新細明體" w:cs="新細明體"/>
+          <w:kern w:val="0"/>
+          <w14:ligatures w14:val="none"/>
+        </w:rPr>
+        <w:t>受邀參加「維納斯璀璨假期」，初期對環境不適應。</w:t>
       </w:r>
     </w:p>
     <w:p>
-      <w:r>
-        <w:t>但菲歐娜卻固執地堅持，她放下了所有家族的期待，選擇了自己的道路。</w:t>
+      <w:pPr>
+        <w:widowControl/>
+        <w:numPr>
+          <w:ilvl w:val="0"/>
+          <w:numId w:val="5"/>
+        </w:numPr>
+        <w:spacing w:before="100" w:beforeAutospacing="1" w:after="100" w:afterAutospacing="1" w:line="240" w:lineRule="auto"/>
+        <w:rPr>
+          <w:rFonts w:ascii="新細明體" w:eastAsia="新細明體" w:hAnsi="新細明體" w:cs="新細明體"/>
+          <w:kern w:val="0"/>
+          <w14:ligatures w14:val="none"/>
+        </w:rPr>
+      </w:pPr>
+      <w:r>
+        <w:rPr>
+          <w:rFonts w:ascii="新細明體" w:eastAsia="新細明體" w:hAnsi="新細明體" w:cs="新細明體"/>
+          <w:kern w:val="0"/>
+          <w14:ligatures w14:val="none"/>
+        </w:rPr>
+        <w:t>在島上與世界級選手競技，展現自身戰略優勢。</w:t>
       </w:r>
     </w:p>
     <w:p>
-      <w:r>
-        <w:t>她開始接受訓練，但與其他人不同的是，她的身體素質並不適合爆發型打法，而她也不願意像其他選手那樣單純依賴速度或力量。</w:t>
+      <w:pPr>
+        <w:widowControl/>
+        <w:numPr>
+          <w:ilvl w:val="0"/>
+          <w:numId w:val="5"/>
+        </w:numPr>
+        <w:spacing w:before="100" w:beforeAutospacing="1" w:after="100" w:afterAutospacing="1" w:line="240" w:lineRule="auto"/>
+        <w:rPr>
+          <w:rFonts w:ascii="新細明體" w:eastAsia="新細明體" w:hAnsi="新細明體" w:cs="新細明體"/>
+          <w:kern w:val="0"/>
+          <w14:ligatures w14:val="none"/>
+        </w:rPr>
+      </w:pPr>
+      <w:r>
+        <w:rPr>
+          <w:rFonts w:ascii="新細明體" w:eastAsia="新細明體" w:hAnsi="新細明體" w:cs="新細明體"/>
+          <w:kern w:val="0"/>
+          <w14:ligatures w14:val="none"/>
+        </w:rPr>
+        <w:t>逐漸理解比賽不僅是為了勝利，也可享受競技過程。</w:t>
       </w:r>
     </w:p>
     <w:p>
-      <w:r>
-        <w:t>她選擇了一條獨特的路</w:t>
-      </w:r>
-      <w:r>
-        <w:t>——</w:t>
-      </w:r>
-      <w:r>
-        <w:t>運用她的判斷力與精準度，成為一名極致戰略型的沙灘排球選手。</w:t>
+      <w:pPr>
+        <w:widowControl/>
+        <w:spacing w:before="100" w:beforeAutospacing="1" w:after="100" w:afterAutospacing="1" w:line="240" w:lineRule="auto"/>
+        <w:outlineLvl w:val="3"/>
+        <w:rPr>
+          <w:rFonts w:ascii="新細明體" w:eastAsia="新細明體" w:hAnsi="新細明體" w:cs="新細明體"/>
+          <w:b/>
+          <w:bCs/>
+          <w:kern w:val="0"/>
+          <w14:ligatures w14:val="none"/>
+        </w:rPr>
+      </w:pPr>
+      <w:r>
+        <w:rPr>
+          <w:rFonts w:ascii="新細明體" w:eastAsia="新細明體" w:hAnsi="新細明體" w:cs="新細明體"/>
+          <w:b/>
+          <w:bCs/>
+          <w:kern w:val="0"/>
+          <w14:ligatures w14:val="none"/>
+        </w:rPr>
+        <w:t>影響與個人成長</w:t>
       </w:r>
     </w:p>
     <w:p>
-      <w:r>
-        <w:lastRenderedPageBreak/>
-        <w:t>「只要能掌控全場，那麼勝利，就不會離我太遠。」她這樣告訴自己。</w:t>
+      <w:pPr>
+        <w:widowControl/>
+        <w:numPr>
+          <w:ilvl w:val="0"/>
+          <w:numId w:val="6"/>
+        </w:numPr>
+        <w:spacing w:before="100" w:beforeAutospacing="1" w:after="100" w:afterAutospacing="1" w:line="240" w:lineRule="auto"/>
+        <w:rPr>
+          <w:rFonts w:ascii="新細明體" w:eastAsia="新細明體" w:hAnsi="新細明體" w:cs="新細明體"/>
+          <w:kern w:val="0"/>
+          <w14:ligatures w14:val="none"/>
+        </w:rPr>
+      </w:pPr>
+      <w:r>
+        <w:rPr>
+          <w:rFonts w:ascii="新細明體" w:eastAsia="新細明體" w:hAnsi="新細明體" w:cs="新細明體"/>
+          <w:kern w:val="0"/>
+          <w14:ligatures w14:val="none"/>
+        </w:rPr>
+        <w:t>從冷靜優雅的競技選手，逐漸融入隊伍與環境。</w:t>
       </w:r>
     </w:p>
     <w:p>
       <w:pPr>
-        <w:rPr>
+        <w:widowControl/>
+        <w:numPr>
+          <w:ilvl w:val="0"/>
+          <w:numId w:val="6"/>
+        </w:numPr>
+        <w:spacing w:before="100" w:beforeAutospacing="1" w:after="100" w:afterAutospacing="1" w:line="240" w:lineRule="auto"/>
+        <w:rPr>
+          <w:rFonts w:ascii="新細明體" w:eastAsia="新細明體" w:hAnsi="新細明體" w:cs="新細明體"/>
+          <w:kern w:val="0"/>
+          <w14:ligatures w14:val="none"/>
+        </w:rPr>
+      </w:pPr>
+      <w:r>
+        <w:rPr>
+          <w:rFonts w:ascii="新細明體" w:eastAsia="新細明體" w:hAnsi="新細明體" w:cs="新細明體"/>
+          <w:kern w:val="0"/>
+          <w14:ligatures w14:val="none"/>
+        </w:rPr>
+        <w:t>透過隊友與對手的互動，開始理解比賽的樂趣。</w:t>
+      </w:r>
+    </w:p>
+    <w:p>
+      <w:pPr>
+        <w:widowControl/>
+        <w:numPr>
+          <w:ilvl w:val="0"/>
+          <w:numId w:val="6"/>
+        </w:numPr>
+        <w:spacing w:before="100" w:beforeAutospacing="1" w:after="100" w:afterAutospacing="1" w:line="240" w:lineRule="auto"/>
+        <w:rPr>
+          <w:rFonts w:ascii="新細明體" w:eastAsia="新細明體" w:hAnsi="新細明體" w:cs="新細明體"/>
+          <w:kern w:val="0"/>
+          <w14:ligatures w14:val="none"/>
+        </w:rPr>
+      </w:pPr>
+      <w:r>
+        <w:rPr>
+          <w:rFonts w:ascii="新細明體" w:eastAsia="新細明體" w:hAnsi="新細明體" w:cs="新細明體"/>
+          <w:kern w:val="0"/>
+          <w14:ligatures w14:val="none"/>
+        </w:rPr>
+        <w:t>在策略與感受比賽樂趣之間找到平衡點。</w:t>
+      </w:r>
+    </w:p>
+    <w:p>
+      <w:pPr>
+        <w:widowControl/>
+        <w:spacing w:before="100" w:beforeAutospacing="1" w:after="100" w:afterAutospacing="1" w:line="240" w:lineRule="auto"/>
+        <w:outlineLvl w:val="3"/>
+        <w:rPr>
+          <w:rFonts w:ascii="新細明體" w:eastAsia="新細明體" w:hAnsi="新細明體" w:cs="新細明體"/>
           <w:b/>
           <w:bCs/>
-        </w:rPr>
-      </w:pPr>
-      <w:r>
-        <w:rPr>
+          <w:kern w:val="0"/>
+          <w14:ligatures w14:val="none"/>
+        </w:rPr>
+      </w:pPr>
+      <w:r>
+        <w:rPr>
+          <w:rFonts w:ascii="新細明體" w:eastAsia="新細明體" w:hAnsi="新細明體" w:cs="新細明體"/>
           <w:b/>
           <w:bCs/>
-        </w:rPr>
-        <w:t>來到維納斯群島</w:t>
-      </w:r>
-      <w:r>
-        <w:rPr>
-          <w:b/>
-          <w:bCs/>
-        </w:rPr>
-        <w:t>——</w:t>
-      </w:r>
-      <w:r>
-        <w:rPr>
-          <w:b/>
-          <w:bCs/>
-        </w:rPr>
-        <w:t>知性與優雅的對決</w:t>
+          <w:kern w:val="0"/>
+          <w14:ligatures w14:val="none"/>
+        </w:rPr>
+        <w:lastRenderedPageBreak/>
+        <w:t>目標與未來展望</w:t>
       </w:r>
     </w:p>
     <w:p>
-      <w:r>
-        <w:t>當她收到維納斯璀璨假期的邀請時，她並未立即答應。</w:t>
+      <w:pPr>
+        <w:widowControl/>
+        <w:numPr>
+          <w:ilvl w:val="0"/>
+          <w:numId w:val="7"/>
+        </w:numPr>
+        <w:spacing w:before="100" w:beforeAutospacing="1" w:after="100" w:afterAutospacing="1" w:line="240" w:lineRule="auto"/>
+        <w:rPr>
+          <w:rFonts w:ascii="新細明體" w:eastAsia="新細明體" w:hAnsi="新細明體" w:cs="新細明體"/>
+          <w:kern w:val="0"/>
+          <w14:ligatures w14:val="none"/>
+        </w:rPr>
+      </w:pPr>
+      <w:r>
+        <w:rPr>
+          <w:rFonts w:ascii="新細明體" w:eastAsia="新細明體" w:hAnsi="新細明體" w:cs="新細明體"/>
+          <w:kern w:val="0"/>
+          <w14:ligatures w14:val="none"/>
+        </w:rPr>
+        <w:t>繼續發展個人戰略打法，提升競技實力。</w:t>
       </w:r>
     </w:p>
     <w:p>
-      <w:r>
-        <w:t>她習慣獨來獨往，不喜歡過於熱鬧的環境。但最終，她還是選擇來到這片島嶼，因為這裡聚集了世界上最頂尖的選手，而她，想要證明自己的選擇是對的。</w:t>
+      <w:pPr>
+        <w:widowControl/>
+        <w:numPr>
+          <w:ilvl w:val="0"/>
+          <w:numId w:val="7"/>
+        </w:numPr>
+        <w:spacing w:before="100" w:beforeAutospacing="1" w:after="100" w:afterAutospacing="1" w:line="240" w:lineRule="auto"/>
+        <w:rPr>
+          <w:rFonts w:ascii="新細明體" w:eastAsia="新細明體" w:hAnsi="新細明體" w:cs="新細明體"/>
+          <w:kern w:val="0"/>
+          <w14:ligatures w14:val="none"/>
+        </w:rPr>
+      </w:pPr>
+      <w:r>
+        <w:rPr>
+          <w:rFonts w:ascii="新細明體" w:eastAsia="新細明體" w:hAnsi="新細明體" w:cs="新細明體"/>
+          <w:kern w:val="0"/>
+          <w14:ligatures w14:val="none"/>
+        </w:rPr>
+        <w:t>以自身經驗影響其他選手，強調戰術運用的重要性。</w:t>
       </w:r>
     </w:p>
     <w:p>
-      <w:r>
-        <w:t>在島上，她依舊保持著那份優雅與冷靜。她不像其他人那樣張揚，也不會在比賽前大聲宣告自己的勝利，而是用最精準的傳球、最穩定的節奏，讓對手一步步走入她的掌控之中。</w:t>
-      </w:r>
-    </w:p>
-    <w:p>
-      <w:r>
-        <w:t>「不是所有勝利都需要靠蠻力，有時候，思考與冷靜才是致勝關鍵。」</w:t>
-      </w:r>
-    </w:p>
-    <w:p>
-      <w:r>
-        <w:t>她的風格，讓她成為了場上的「冰之戰術師」，冷靜、精確、不容忽視。</w:t>
-      </w:r>
-    </w:p>
-    <w:p>
-      <w:pPr>
-        <w:rPr>
-          <w:b/>
-          <w:bCs/>
-        </w:rPr>
-      </w:pPr>
-      <w:r>
-        <w:rPr>
-          <w:b/>
-          <w:bCs/>
-        </w:rPr>
-        <w:t>內心的變化</w:t>
-      </w:r>
-      <w:r>
-        <w:rPr>
-          <w:b/>
-          <w:bCs/>
-        </w:rPr>
-        <w:t>——</w:t>
-      </w:r>
-      <w:r>
-        <w:rPr>
-          <w:b/>
-          <w:bCs/>
-        </w:rPr>
-        <w:t>冰封開始融化</w:t>
-      </w:r>
-    </w:p>
-    <w:p>
-      <w:r>
-        <w:t>然而，在這座充滿熱情的島嶼上，菲歐娜的心，也開始有了一絲變化。</w:t>
-      </w:r>
-    </w:p>
-    <w:p>
-      <w:r>
-        <w:t>她發現，這裡的夥伴與對手，並不像她過去的競爭對手那樣冷漠，而是充滿了對運動的熱愛與純粹。</w:t>
-      </w:r>
-    </w:p>
-    <w:p>
-      <w:r>
-        <w:t>某次，她的搭檔對她說：「其實，你不必一直壓抑自己。我們打排球，不只是為了勝利，而是為了快樂。」</w:t>
-      </w:r>
-    </w:p>
-    <w:p>
-      <w:r>
-        <w:t>那一刻，她愣住了。</w:t>
-      </w:r>
-    </w:p>
-    <w:p>
-      <w:r>
-        <w:t>快樂？</w:t>
-      </w:r>
-    </w:p>
-    <w:p>
-      <w:r>
-        <w:t>這個詞，她已經很久沒有真正感受過了。</w:t>
-      </w:r>
-    </w:p>
-    <w:p>
-      <w:r>
-        <w:t>她開始嘗試打破自己的界限，不只是用戰術贏得比賽，而是開始享受每一次比賽的過程。</w:t>
-      </w:r>
-    </w:p>
-    <w:p>
-      <w:r>
-        <w:t>她的笑容，也開始變得真實。</w:t>
-      </w:r>
-    </w:p>
-    <w:p>
-      <w:pPr>
-        <w:rPr>
-          <w:b/>
-          <w:bCs/>
-        </w:rPr>
-      </w:pPr>
-      <w:r>
-        <w:rPr>
-          <w:b/>
-          <w:bCs/>
-        </w:rPr>
-        <w:t>迎向未來，掌控自己的命運</w:t>
-      </w:r>
-    </w:p>
-    <w:p>
-      <w:r>
-        <w:t>如今的菲歐娜，依舊是那個冷靜優雅的選手，但她不再只是為了勝利而戰，而是為了找回自己真正的熱情。</w:t>
-      </w:r>
-    </w:p>
-    <w:p>
-      <w:r>
-        <w:lastRenderedPageBreak/>
-        <w:t>她站在維納斯群島的沙灘上，輕輕閉上眼睛，感受著微風吹拂。</w:t>
-      </w:r>
-    </w:p>
-    <w:p>
-      <w:r>
-        <w:t>「這一次，我不只是為了證明自己，而是為了找回真正的我。」</w:t>
-      </w:r>
-    </w:p>
-    <w:p>
-      <w:r>
-        <w:t>她的比賽風格仍然精確無比，她的眼神依舊銳利，但在那深邃的紫色眼瞳中，已經少了一份冰冷，多了一絲溫暖。</w:t>
-      </w:r>
-    </w:p>
-    <w:p>
-      <w:r>
-        <w:rPr>
-          <w:b/>
-          <w:bCs/>
-        </w:rPr>
-        <w:t>——</w:t>
-      </w:r>
-      <w:r>
-        <w:rPr>
-          <w:b/>
-          <w:bCs/>
-        </w:rPr>
-        <w:t>菲歐娜的故事，仍在繼續。</w:t>
+      <w:pPr>
+        <w:widowControl/>
+        <w:numPr>
+          <w:ilvl w:val="0"/>
+          <w:numId w:val="7"/>
+        </w:numPr>
+        <w:spacing w:before="100" w:beforeAutospacing="1" w:after="100" w:afterAutospacing="1" w:line="240" w:lineRule="auto"/>
+        <w:rPr>
+          <w:rFonts w:ascii="新細明體" w:eastAsia="新細明體" w:hAnsi="新細明體" w:cs="新細明體"/>
+          <w:kern w:val="0"/>
+          <w14:ligatures w14:val="none"/>
+        </w:rPr>
+      </w:pPr>
+      <w:r>
+        <w:rPr>
+          <w:rFonts w:ascii="新細明體" w:eastAsia="新細明體" w:hAnsi="新細明體" w:cs="新細明體"/>
+          <w:kern w:val="0"/>
+          <w14:ligatures w14:val="none"/>
+        </w:rPr>
+        <w:t>在比賽中尋找自我，不再僅為勝負而戰。</w:t>
       </w:r>
     </w:p>
     <w:p/>
@@ -358,6 +850,1075 @@
     </w:sectPr>
   </w:body>
 </w:document>
+</file>
+
+<file path=word/numbering.xml><?xml version="1.0" encoding="utf-8"?>
+<w:numbering xmlns:wpc="http://schemas.microsoft.com/office/word/2010/wordprocessingCanvas" xmlns:cx="http://schemas.microsoft.com/office/drawing/2014/chartex" xmlns:cx1="http://schemas.microsoft.com/office/drawing/2015/9/8/chartex" xmlns:cx2="http://schemas.microsoft.com/office/drawing/2015/10/21/chartex" xmlns:cx3="http://schemas.microsoft.com/office/drawing/2016/5/9/chartex" xmlns:cx4="http://schemas.microsoft.com/office/drawing/2016/5/10/chartex" xmlns:cx5="http://schemas.microsoft.com/office/drawing/2016/5/11/chartex" xmlns:cx6="http://schemas.microsoft.com/office/drawing/2016/5/12/chartex" xmlns:cx7="http://schemas.microsoft.com/office/drawing/2016/5/13/chartex" xmlns:cx8="http://schemas.microsoft.com/office/drawing/2016/5/14/chartex" xmlns:mc="http://schemas.openxmlformats.org/markup-compatibility/2006" xmlns:aink="http://schemas.microsoft.com/office/drawing/2016/ink" xmlns:am3d="http://schemas.microsoft.com/office/drawing/2017/model3d" xmlns:o="urn:schemas-microsoft-com:office:office" xmlns:oel="http://schemas.microsoft.com/office/2019/extlst" xmlns:r="http://schemas.openxmlformats.org/officeDocument/2006/relationships" xmlns:m="http://schemas.openxmlformats.org/officeDocument/2006/math" xmlns:v="urn:schemas-microsoft-com:vml" xmlns:wp14="http://schemas.microsoft.com/office/word/2010/wordprocessingDrawing" xmlns:wp="http://schemas.openxmlformats.org/drawingml/2006/wordprocessingDrawing" xmlns:w10="urn:schemas-microsoft-com:office:word" xmlns:w="http://schemas.openxmlformats.org/wordprocessingml/2006/main" xmlns:w14="http://schemas.microsoft.com/office/word/2010/wordml" xmlns:w15="http://schemas.microsoft.com/office/word/2012/wordml" xmlns:w16cex="http://schemas.microsoft.com/office/word/2018/wordml/cex" xmlns:w16cid="http://schemas.microsoft.com/office/word/2016/wordml/cid" xmlns:w16="http://schemas.microsoft.com/office/word/2018/wordml" xmlns:w16du="http://schemas.microsoft.com/office/word/2023/wordml/word16du" xmlns:w16sdtdh="http://schemas.microsoft.com/office/word/2020/wordml/sdtdatahash" xmlns:w16sdtfl="http://schemas.microsoft.com/office/word/2024/wordml/sdtformatlock" xmlns:w16se="http://schemas.microsoft.com/office/word/2015/wordml/symex" xmlns:wpg="http://schemas.microsoft.com/office/word/2010/wordprocessingGroup" xmlns:wpi="http://schemas.microsoft.com/office/word/2010/wordprocessingInk" xmlns:wne="http://schemas.microsoft.com/office/word/2006/wordml" xmlns:wps="http://schemas.microsoft.com/office/word/2010/wordprocessingShape" mc:Ignorable="w14 w15 w16se w16cid w16 w16cex w16sdtdh w16sdtfl w16du wp14">
+  <w:abstractNum w:abstractNumId="0" w15:restartNumberingAfterBreak="0">
+    <w:nsid w:val="00E02CD8"/>
+    <w:multiLevelType w:val="multilevel"/>
+    <w:tmpl w:val="3C96A0CA"/>
+    <w:lvl w:ilvl="0">
+      <w:start w:val="1"/>
+      <w:numFmt w:val="bullet"/>
+      <w:lvlText w:val=""/>
+      <w:lvlJc w:val="left"/>
+      <w:pPr>
+        <w:tabs>
+          <w:tab w:val="num" w:pos="720"/>
+        </w:tabs>
+        <w:ind w:left="720" w:hanging="360"/>
+      </w:pPr>
+      <w:rPr>
+        <w:rFonts w:ascii="Symbol" w:hAnsi="Symbol" w:hint="default"/>
+        <w:sz w:val="20"/>
+      </w:rPr>
+    </w:lvl>
+    <w:lvl w:ilvl="1" w:tentative="1">
+      <w:start w:val="1"/>
+      <w:numFmt w:val="bullet"/>
+      <w:lvlText w:val="o"/>
+      <w:lvlJc w:val="left"/>
+      <w:pPr>
+        <w:tabs>
+          <w:tab w:val="num" w:pos="1440"/>
+        </w:tabs>
+        <w:ind w:left="1440" w:hanging="360"/>
+      </w:pPr>
+      <w:rPr>
+        <w:rFonts w:ascii="Courier New" w:hAnsi="Courier New" w:hint="default"/>
+        <w:sz w:val="20"/>
+      </w:rPr>
+    </w:lvl>
+    <w:lvl w:ilvl="2" w:tentative="1">
+      <w:start w:val="1"/>
+      <w:numFmt w:val="bullet"/>
+      <w:lvlText w:val=""/>
+      <w:lvlJc w:val="left"/>
+      <w:pPr>
+        <w:tabs>
+          <w:tab w:val="num" w:pos="2160"/>
+        </w:tabs>
+        <w:ind w:left="2160" w:hanging="360"/>
+      </w:pPr>
+      <w:rPr>
+        <w:rFonts w:ascii="Wingdings" w:hAnsi="Wingdings" w:hint="default"/>
+        <w:sz w:val="20"/>
+      </w:rPr>
+    </w:lvl>
+    <w:lvl w:ilvl="3" w:tentative="1">
+      <w:start w:val="1"/>
+      <w:numFmt w:val="bullet"/>
+      <w:lvlText w:val=""/>
+      <w:lvlJc w:val="left"/>
+      <w:pPr>
+        <w:tabs>
+          <w:tab w:val="num" w:pos="2880"/>
+        </w:tabs>
+        <w:ind w:left="2880" w:hanging="360"/>
+      </w:pPr>
+      <w:rPr>
+        <w:rFonts w:ascii="Wingdings" w:hAnsi="Wingdings" w:hint="default"/>
+        <w:sz w:val="20"/>
+      </w:rPr>
+    </w:lvl>
+    <w:lvl w:ilvl="4" w:tentative="1">
+      <w:start w:val="1"/>
+      <w:numFmt w:val="bullet"/>
+      <w:lvlText w:val=""/>
+      <w:lvlJc w:val="left"/>
+      <w:pPr>
+        <w:tabs>
+          <w:tab w:val="num" w:pos="3600"/>
+        </w:tabs>
+        <w:ind w:left="3600" w:hanging="360"/>
+      </w:pPr>
+      <w:rPr>
+        <w:rFonts w:ascii="Wingdings" w:hAnsi="Wingdings" w:hint="default"/>
+        <w:sz w:val="20"/>
+      </w:rPr>
+    </w:lvl>
+    <w:lvl w:ilvl="5" w:tentative="1">
+      <w:start w:val="1"/>
+      <w:numFmt w:val="bullet"/>
+      <w:lvlText w:val=""/>
+      <w:lvlJc w:val="left"/>
+      <w:pPr>
+        <w:tabs>
+          <w:tab w:val="num" w:pos="4320"/>
+        </w:tabs>
+        <w:ind w:left="4320" w:hanging="360"/>
+      </w:pPr>
+      <w:rPr>
+        <w:rFonts w:ascii="Wingdings" w:hAnsi="Wingdings" w:hint="default"/>
+        <w:sz w:val="20"/>
+      </w:rPr>
+    </w:lvl>
+    <w:lvl w:ilvl="6" w:tentative="1">
+      <w:start w:val="1"/>
+      <w:numFmt w:val="bullet"/>
+      <w:lvlText w:val=""/>
+      <w:lvlJc w:val="left"/>
+      <w:pPr>
+        <w:tabs>
+          <w:tab w:val="num" w:pos="5040"/>
+        </w:tabs>
+        <w:ind w:left="5040" w:hanging="360"/>
+      </w:pPr>
+      <w:rPr>
+        <w:rFonts w:ascii="Wingdings" w:hAnsi="Wingdings" w:hint="default"/>
+        <w:sz w:val="20"/>
+      </w:rPr>
+    </w:lvl>
+    <w:lvl w:ilvl="7" w:tentative="1">
+      <w:start w:val="1"/>
+      <w:numFmt w:val="bullet"/>
+      <w:lvlText w:val=""/>
+      <w:lvlJc w:val="left"/>
+      <w:pPr>
+        <w:tabs>
+          <w:tab w:val="num" w:pos="5760"/>
+        </w:tabs>
+        <w:ind w:left="5760" w:hanging="360"/>
+      </w:pPr>
+      <w:rPr>
+        <w:rFonts w:ascii="Wingdings" w:hAnsi="Wingdings" w:hint="default"/>
+        <w:sz w:val="20"/>
+      </w:rPr>
+    </w:lvl>
+    <w:lvl w:ilvl="8" w:tentative="1">
+      <w:start w:val="1"/>
+      <w:numFmt w:val="bullet"/>
+      <w:lvlText w:val=""/>
+      <w:lvlJc w:val="left"/>
+      <w:pPr>
+        <w:tabs>
+          <w:tab w:val="num" w:pos="6480"/>
+        </w:tabs>
+        <w:ind w:left="6480" w:hanging="360"/>
+      </w:pPr>
+      <w:rPr>
+        <w:rFonts w:ascii="Wingdings" w:hAnsi="Wingdings" w:hint="default"/>
+        <w:sz w:val="20"/>
+      </w:rPr>
+    </w:lvl>
+  </w:abstractNum>
+  <w:abstractNum w:abstractNumId="1" w15:restartNumberingAfterBreak="0">
+    <w:nsid w:val="19A75CD0"/>
+    <w:multiLevelType w:val="multilevel"/>
+    <w:tmpl w:val="BC7C89BA"/>
+    <w:lvl w:ilvl="0">
+      <w:start w:val="1"/>
+      <w:numFmt w:val="bullet"/>
+      <w:lvlText w:val=""/>
+      <w:lvlJc w:val="left"/>
+      <w:pPr>
+        <w:tabs>
+          <w:tab w:val="num" w:pos="720"/>
+        </w:tabs>
+        <w:ind w:left="720" w:hanging="360"/>
+      </w:pPr>
+      <w:rPr>
+        <w:rFonts w:ascii="Symbol" w:hAnsi="Symbol" w:hint="default"/>
+        <w:sz w:val="20"/>
+      </w:rPr>
+    </w:lvl>
+    <w:lvl w:ilvl="1" w:tentative="1">
+      <w:start w:val="1"/>
+      <w:numFmt w:val="bullet"/>
+      <w:lvlText w:val="o"/>
+      <w:lvlJc w:val="left"/>
+      <w:pPr>
+        <w:tabs>
+          <w:tab w:val="num" w:pos="1440"/>
+        </w:tabs>
+        <w:ind w:left="1440" w:hanging="360"/>
+      </w:pPr>
+      <w:rPr>
+        <w:rFonts w:ascii="Courier New" w:hAnsi="Courier New" w:hint="default"/>
+        <w:sz w:val="20"/>
+      </w:rPr>
+    </w:lvl>
+    <w:lvl w:ilvl="2" w:tentative="1">
+      <w:start w:val="1"/>
+      <w:numFmt w:val="bullet"/>
+      <w:lvlText w:val=""/>
+      <w:lvlJc w:val="left"/>
+      <w:pPr>
+        <w:tabs>
+          <w:tab w:val="num" w:pos="2160"/>
+        </w:tabs>
+        <w:ind w:left="2160" w:hanging="360"/>
+      </w:pPr>
+      <w:rPr>
+        <w:rFonts w:ascii="Wingdings" w:hAnsi="Wingdings" w:hint="default"/>
+        <w:sz w:val="20"/>
+      </w:rPr>
+    </w:lvl>
+    <w:lvl w:ilvl="3" w:tentative="1">
+      <w:start w:val="1"/>
+      <w:numFmt w:val="bullet"/>
+      <w:lvlText w:val=""/>
+      <w:lvlJc w:val="left"/>
+      <w:pPr>
+        <w:tabs>
+          <w:tab w:val="num" w:pos="2880"/>
+        </w:tabs>
+        <w:ind w:left="2880" w:hanging="360"/>
+      </w:pPr>
+      <w:rPr>
+        <w:rFonts w:ascii="Wingdings" w:hAnsi="Wingdings" w:hint="default"/>
+        <w:sz w:val="20"/>
+      </w:rPr>
+    </w:lvl>
+    <w:lvl w:ilvl="4" w:tentative="1">
+      <w:start w:val="1"/>
+      <w:numFmt w:val="bullet"/>
+      <w:lvlText w:val=""/>
+      <w:lvlJc w:val="left"/>
+      <w:pPr>
+        <w:tabs>
+          <w:tab w:val="num" w:pos="3600"/>
+        </w:tabs>
+        <w:ind w:left="3600" w:hanging="360"/>
+      </w:pPr>
+      <w:rPr>
+        <w:rFonts w:ascii="Wingdings" w:hAnsi="Wingdings" w:hint="default"/>
+        <w:sz w:val="20"/>
+      </w:rPr>
+    </w:lvl>
+    <w:lvl w:ilvl="5" w:tentative="1">
+      <w:start w:val="1"/>
+      <w:numFmt w:val="bullet"/>
+      <w:lvlText w:val=""/>
+      <w:lvlJc w:val="left"/>
+      <w:pPr>
+        <w:tabs>
+          <w:tab w:val="num" w:pos="4320"/>
+        </w:tabs>
+        <w:ind w:left="4320" w:hanging="360"/>
+      </w:pPr>
+      <w:rPr>
+        <w:rFonts w:ascii="Wingdings" w:hAnsi="Wingdings" w:hint="default"/>
+        <w:sz w:val="20"/>
+      </w:rPr>
+    </w:lvl>
+    <w:lvl w:ilvl="6" w:tentative="1">
+      <w:start w:val="1"/>
+      <w:numFmt w:val="bullet"/>
+      <w:lvlText w:val=""/>
+      <w:lvlJc w:val="left"/>
+      <w:pPr>
+        <w:tabs>
+          <w:tab w:val="num" w:pos="5040"/>
+        </w:tabs>
+        <w:ind w:left="5040" w:hanging="360"/>
+      </w:pPr>
+      <w:rPr>
+        <w:rFonts w:ascii="Wingdings" w:hAnsi="Wingdings" w:hint="default"/>
+        <w:sz w:val="20"/>
+      </w:rPr>
+    </w:lvl>
+    <w:lvl w:ilvl="7" w:tentative="1">
+      <w:start w:val="1"/>
+      <w:numFmt w:val="bullet"/>
+      <w:lvlText w:val=""/>
+      <w:lvlJc w:val="left"/>
+      <w:pPr>
+        <w:tabs>
+          <w:tab w:val="num" w:pos="5760"/>
+        </w:tabs>
+        <w:ind w:left="5760" w:hanging="360"/>
+      </w:pPr>
+      <w:rPr>
+        <w:rFonts w:ascii="Wingdings" w:hAnsi="Wingdings" w:hint="default"/>
+        <w:sz w:val="20"/>
+      </w:rPr>
+    </w:lvl>
+    <w:lvl w:ilvl="8" w:tentative="1">
+      <w:start w:val="1"/>
+      <w:numFmt w:val="bullet"/>
+      <w:lvlText w:val=""/>
+      <w:lvlJc w:val="left"/>
+      <w:pPr>
+        <w:tabs>
+          <w:tab w:val="num" w:pos="6480"/>
+        </w:tabs>
+        <w:ind w:left="6480" w:hanging="360"/>
+      </w:pPr>
+      <w:rPr>
+        <w:rFonts w:ascii="Wingdings" w:hAnsi="Wingdings" w:hint="default"/>
+        <w:sz w:val="20"/>
+      </w:rPr>
+    </w:lvl>
+  </w:abstractNum>
+  <w:abstractNum w:abstractNumId="2" w15:restartNumberingAfterBreak="0">
+    <w:nsid w:val="303931CF"/>
+    <w:multiLevelType w:val="multilevel"/>
+    <w:tmpl w:val="22581652"/>
+    <w:lvl w:ilvl="0">
+      <w:start w:val="1"/>
+      <w:numFmt w:val="bullet"/>
+      <w:lvlText w:val=""/>
+      <w:lvlJc w:val="left"/>
+      <w:pPr>
+        <w:tabs>
+          <w:tab w:val="num" w:pos="720"/>
+        </w:tabs>
+        <w:ind w:left="720" w:hanging="360"/>
+      </w:pPr>
+      <w:rPr>
+        <w:rFonts w:ascii="Symbol" w:hAnsi="Symbol" w:hint="default"/>
+        <w:sz w:val="20"/>
+      </w:rPr>
+    </w:lvl>
+    <w:lvl w:ilvl="1">
+      <w:start w:val="1"/>
+      <w:numFmt w:val="bullet"/>
+      <w:lvlText w:val="o"/>
+      <w:lvlJc w:val="left"/>
+      <w:pPr>
+        <w:tabs>
+          <w:tab w:val="num" w:pos="1440"/>
+        </w:tabs>
+        <w:ind w:left="1440" w:hanging="360"/>
+      </w:pPr>
+      <w:rPr>
+        <w:rFonts w:ascii="Courier New" w:hAnsi="Courier New" w:hint="default"/>
+        <w:sz w:val="20"/>
+      </w:rPr>
+    </w:lvl>
+    <w:lvl w:ilvl="2" w:tentative="1">
+      <w:start w:val="1"/>
+      <w:numFmt w:val="bullet"/>
+      <w:lvlText w:val=""/>
+      <w:lvlJc w:val="left"/>
+      <w:pPr>
+        <w:tabs>
+          <w:tab w:val="num" w:pos="2160"/>
+        </w:tabs>
+        <w:ind w:left="2160" w:hanging="360"/>
+      </w:pPr>
+      <w:rPr>
+        <w:rFonts w:ascii="Wingdings" w:hAnsi="Wingdings" w:hint="default"/>
+        <w:sz w:val="20"/>
+      </w:rPr>
+    </w:lvl>
+    <w:lvl w:ilvl="3" w:tentative="1">
+      <w:start w:val="1"/>
+      <w:numFmt w:val="bullet"/>
+      <w:lvlText w:val=""/>
+      <w:lvlJc w:val="left"/>
+      <w:pPr>
+        <w:tabs>
+          <w:tab w:val="num" w:pos="2880"/>
+        </w:tabs>
+        <w:ind w:left="2880" w:hanging="360"/>
+      </w:pPr>
+      <w:rPr>
+        <w:rFonts w:ascii="Wingdings" w:hAnsi="Wingdings" w:hint="default"/>
+        <w:sz w:val="20"/>
+      </w:rPr>
+    </w:lvl>
+    <w:lvl w:ilvl="4" w:tentative="1">
+      <w:start w:val="1"/>
+      <w:numFmt w:val="bullet"/>
+      <w:lvlText w:val=""/>
+      <w:lvlJc w:val="left"/>
+      <w:pPr>
+        <w:tabs>
+          <w:tab w:val="num" w:pos="3600"/>
+        </w:tabs>
+        <w:ind w:left="3600" w:hanging="360"/>
+      </w:pPr>
+      <w:rPr>
+        <w:rFonts w:ascii="Wingdings" w:hAnsi="Wingdings" w:hint="default"/>
+        <w:sz w:val="20"/>
+      </w:rPr>
+    </w:lvl>
+    <w:lvl w:ilvl="5" w:tentative="1">
+      <w:start w:val="1"/>
+      <w:numFmt w:val="bullet"/>
+      <w:lvlText w:val=""/>
+      <w:lvlJc w:val="left"/>
+      <w:pPr>
+        <w:tabs>
+          <w:tab w:val="num" w:pos="4320"/>
+        </w:tabs>
+        <w:ind w:left="4320" w:hanging="360"/>
+      </w:pPr>
+      <w:rPr>
+        <w:rFonts w:ascii="Wingdings" w:hAnsi="Wingdings" w:hint="default"/>
+        <w:sz w:val="20"/>
+      </w:rPr>
+    </w:lvl>
+    <w:lvl w:ilvl="6" w:tentative="1">
+      <w:start w:val="1"/>
+      <w:numFmt w:val="bullet"/>
+      <w:lvlText w:val=""/>
+      <w:lvlJc w:val="left"/>
+      <w:pPr>
+        <w:tabs>
+          <w:tab w:val="num" w:pos="5040"/>
+        </w:tabs>
+        <w:ind w:left="5040" w:hanging="360"/>
+      </w:pPr>
+      <w:rPr>
+        <w:rFonts w:ascii="Wingdings" w:hAnsi="Wingdings" w:hint="default"/>
+        <w:sz w:val="20"/>
+      </w:rPr>
+    </w:lvl>
+    <w:lvl w:ilvl="7" w:tentative="1">
+      <w:start w:val="1"/>
+      <w:numFmt w:val="bullet"/>
+      <w:lvlText w:val=""/>
+      <w:lvlJc w:val="left"/>
+      <w:pPr>
+        <w:tabs>
+          <w:tab w:val="num" w:pos="5760"/>
+        </w:tabs>
+        <w:ind w:left="5760" w:hanging="360"/>
+      </w:pPr>
+      <w:rPr>
+        <w:rFonts w:ascii="Wingdings" w:hAnsi="Wingdings" w:hint="default"/>
+        <w:sz w:val="20"/>
+      </w:rPr>
+    </w:lvl>
+    <w:lvl w:ilvl="8" w:tentative="1">
+      <w:start w:val="1"/>
+      <w:numFmt w:val="bullet"/>
+      <w:lvlText w:val=""/>
+      <w:lvlJc w:val="left"/>
+      <w:pPr>
+        <w:tabs>
+          <w:tab w:val="num" w:pos="6480"/>
+        </w:tabs>
+        <w:ind w:left="6480" w:hanging="360"/>
+      </w:pPr>
+      <w:rPr>
+        <w:rFonts w:ascii="Wingdings" w:hAnsi="Wingdings" w:hint="default"/>
+        <w:sz w:val="20"/>
+      </w:rPr>
+    </w:lvl>
+  </w:abstractNum>
+  <w:abstractNum w:abstractNumId="3" w15:restartNumberingAfterBreak="0">
+    <w:nsid w:val="34491F59"/>
+    <w:multiLevelType w:val="multilevel"/>
+    <w:tmpl w:val="9418F1E6"/>
+    <w:lvl w:ilvl="0">
+      <w:start w:val="1"/>
+      <w:numFmt w:val="bullet"/>
+      <w:lvlText w:val=""/>
+      <w:lvlJc w:val="left"/>
+      <w:pPr>
+        <w:tabs>
+          <w:tab w:val="num" w:pos="720"/>
+        </w:tabs>
+        <w:ind w:left="720" w:hanging="360"/>
+      </w:pPr>
+      <w:rPr>
+        <w:rFonts w:ascii="Symbol" w:hAnsi="Symbol" w:hint="default"/>
+        <w:sz w:val="20"/>
+      </w:rPr>
+    </w:lvl>
+    <w:lvl w:ilvl="1" w:tentative="1">
+      <w:start w:val="1"/>
+      <w:numFmt w:val="bullet"/>
+      <w:lvlText w:val="o"/>
+      <w:lvlJc w:val="left"/>
+      <w:pPr>
+        <w:tabs>
+          <w:tab w:val="num" w:pos="1440"/>
+        </w:tabs>
+        <w:ind w:left="1440" w:hanging="360"/>
+      </w:pPr>
+      <w:rPr>
+        <w:rFonts w:ascii="Courier New" w:hAnsi="Courier New" w:hint="default"/>
+        <w:sz w:val="20"/>
+      </w:rPr>
+    </w:lvl>
+    <w:lvl w:ilvl="2" w:tentative="1">
+      <w:start w:val="1"/>
+      <w:numFmt w:val="bullet"/>
+      <w:lvlText w:val=""/>
+      <w:lvlJc w:val="left"/>
+      <w:pPr>
+        <w:tabs>
+          <w:tab w:val="num" w:pos="2160"/>
+        </w:tabs>
+        <w:ind w:left="2160" w:hanging="360"/>
+      </w:pPr>
+      <w:rPr>
+        <w:rFonts w:ascii="Wingdings" w:hAnsi="Wingdings" w:hint="default"/>
+        <w:sz w:val="20"/>
+      </w:rPr>
+    </w:lvl>
+    <w:lvl w:ilvl="3" w:tentative="1">
+      <w:start w:val="1"/>
+      <w:numFmt w:val="bullet"/>
+      <w:lvlText w:val=""/>
+      <w:lvlJc w:val="left"/>
+      <w:pPr>
+        <w:tabs>
+          <w:tab w:val="num" w:pos="2880"/>
+        </w:tabs>
+        <w:ind w:left="2880" w:hanging="360"/>
+      </w:pPr>
+      <w:rPr>
+        <w:rFonts w:ascii="Wingdings" w:hAnsi="Wingdings" w:hint="default"/>
+        <w:sz w:val="20"/>
+      </w:rPr>
+    </w:lvl>
+    <w:lvl w:ilvl="4" w:tentative="1">
+      <w:start w:val="1"/>
+      <w:numFmt w:val="bullet"/>
+      <w:lvlText w:val=""/>
+      <w:lvlJc w:val="left"/>
+      <w:pPr>
+        <w:tabs>
+          <w:tab w:val="num" w:pos="3600"/>
+        </w:tabs>
+        <w:ind w:left="3600" w:hanging="360"/>
+      </w:pPr>
+      <w:rPr>
+        <w:rFonts w:ascii="Wingdings" w:hAnsi="Wingdings" w:hint="default"/>
+        <w:sz w:val="20"/>
+      </w:rPr>
+    </w:lvl>
+    <w:lvl w:ilvl="5" w:tentative="1">
+      <w:start w:val="1"/>
+      <w:numFmt w:val="bullet"/>
+      <w:lvlText w:val=""/>
+      <w:lvlJc w:val="left"/>
+      <w:pPr>
+        <w:tabs>
+          <w:tab w:val="num" w:pos="4320"/>
+        </w:tabs>
+        <w:ind w:left="4320" w:hanging="360"/>
+      </w:pPr>
+      <w:rPr>
+        <w:rFonts w:ascii="Wingdings" w:hAnsi="Wingdings" w:hint="default"/>
+        <w:sz w:val="20"/>
+      </w:rPr>
+    </w:lvl>
+    <w:lvl w:ilvl="6" w:tentative="1">
+      <w:start w:val="1"/>
+      <w:numFmt w:val="bullet"/>
+      <w:lvlText w:val=""/>
+      <w:lvlJc w:val="left"/>
+      <w:pPr>
+        <w:tabs>
+          <w:tab w:val="num" w:pos="5040"/>
+        </w:tabs>
+        <w:ind w:left="5040" w:hanging="360"/>
+      </w:pPr>
+      <w:rPr>
+        <w:rFonts w:ascii="Wingdings" w:hAnsi="Wingdings" w:hint="default"/>
+        <w:sz w:val="20"/>
+      </w:rPr>
+    </w:lvl>
+    <w:lvl w:ilvl="7" w:tentative="1">
+      <w:start w:val="1"/>
+      <w:numFmt w:val="bullet"/>
+      <w:lvlText w:val=""/>
+      <w:lvlJc w:val="left"/>
+      <w:pPr>
+        <w:tabs>
+          <w:tab w:val="num" w:pos="5760"/>
+        </w:tabs>
+        <w:ind w:left="5760" w:hanging="360"/>
+      </w:pPr>
+      <w:rPr>
+        <w:rFonts w:ascii="Wingdings" w:hAnsi="Wingdings" w:hint="default"/>
+        <w:sz w:val="20"/>
+      </w:rPr>
+    </w:lvl>
+    <w:lvl w:ilvl="8" w:tentative="1">
+      <w:start w:val="1"/>
+      <w:numFmt w:val="bullet"/>
+      <w:lvlText w:val=""/>
+      <w:lvlJc w:val="left"/>
+      <w:pPr>
+        <w:tabs>
+          <w:tab w:val="num" w:pos="6480"/>
+        </w:tabs>
+        <w:ind w:left="6480" w:hanging="360"/>
+      </w:pPr>
+      <w:rPr>
+        <w:rFonts w:ascii="Wingdings" w:hAnsi="Wingdings" w:hint="default"/>
+        <w:sz w:val="20"/>
+      </w:rPr>
+    </w:lvl>
+  </w:abstractNum>
+  <w:abstractNum w:abstractNumId="4" w15:restartNumberingAfterBreak="0">
+    <w:nsid w:val="39745B9E"/>
+    <w:multiLevelType w:val="multilevel"/>
+    <w:tmpl w:val="F3FCC726"/>
+    <w:lvl w:ilvl="0">
+      <w:start w:val="1"/>
+      <w:numFmt w:val="bullet"/>
+      <w:lvlText w:val=""/>
+      <w:lvlJc w:val="left"/>
+      <w:pPr>
+        <w:tabs>
+          <w:tab w:val="num" w:pos="720"/>
+        </w:tabs>
+        <w:ind w:left="720" w:hanging="360"/>
+      </w:pPr>
+      <w:rPr>
+        <w:rFonts w:ascii="Symbol" w:hAnsi="Symbol" w:hint="default"/>
+        <w:sz w:val="20"/>
+      </w:rPr>
+    </w:lvl>
+    <w:lvl w:ilvl="1" w:tentative="1">
+      <w:start w:val="1"/>
+      <w:numFmt w:val="bullet"/>
+      <w:lvlText w:val="o"/>
+      <w:lvlJc w:val="left"/>
+      <w:pPr>
+        <w:tabs>
+          <w:tab w:val="num" w:pos="1440"/>
+        </w:tabs>
+        <w:ind w:left="1440" w:hanging="360"/>
+      </w:pPr>
+      <w:rPr>
+        <w:rFonts w:ascii="Courier New" w:hAnsi="Courier New" w:hint="default"/>
+        <w:sz w:val="20"/>
+      </w:rPr>
+    </w:lvl>
+    <w:lvl w:ilvl="2" w:tentative="1">
+      <w:start w:val="1"/>
+      <w:numFmt w:val="bullet"/>
+      <w:lvlText w:val=""/>
+      <w:lvlJc w:val="left"/>
+      <w:pPr>
+        <w:tabs>
+          <w:tab w:val="num" w:pos="2160"/>
+        </w:tabs>
+        <w:ind w:left="2160" w:hanging="360"/>
+      </w:pPr>
+      <w:rPr>
+        <w:rFonts w:ascii="Wingdings" w:hAnsi="Wingdings" w:hint="default"/>
+        <w:sz w:val="20"/>
+      </w:rPr>
+    </w:lvl>
+    <w:lvl w:ilvl="3" w:tentative="1">
+      <w:start w:val="1"/>
+      <w:numFmt w:val="bullet"/>
+      <w:lvlText w:val=""/>
+      <w:lvlJc w:val="left"/>
+      <w:pPr>
+        <w:tabs>
+          <w:tab w:val="num" w:pos="2880"/>
+        </w:tabs>
+        <w:ind w:left="2880" w:hanging="360"/>
+      </w:pPr>
+      <w:rPr>
+        <w:rFonts w:ascii="Wingdings" w:hAnsi="Wingdings" w:hint="default"/>
+        <w:sz w:val="20"/>
+      </w:rPr>
+    </w:lvl>
+    <w:lvl w:ilvl="4" w:tentative="1">
+      <w:start w:val="1"/>
+      <w:numFmt w:val="bullet"/>
+      <w:lvlText w:val=""/>
+      <w:lvlJc w:val="left"/>
+      <w:pPr>
+        <w:tabs>
+          <w:tab w:val="num" w:pos="3600"/>
+        </w:tabs>
+        <w:ind w:left="3600" w:hanging="360"/>
+      </w:pPr>
+      <w:rPr>
+        <w:rFonts w:ascii="Wingdings" w:hAnsi="Wingdings" w:hint="default"/>
+        <w:sz w:val="20"/>
+      </w:rPr>
+    </w:lvl>
+    <w:lvl w:ilvl="5" w:tentative="1">
+      <w:start w:val="1"/>
+      <w:numFmt w:val="bullet"/>
+      <w:lvlText w:val=""/>
+      <w:lvlJc w:val="left"/>
+      <w:pPr>
+        <w:tabs>
+          <w:tab w:val="num" w:pos="4320"/>
+        </w:tabs>
+        <w:ind w:left="4320" w:hanging="360"/>
+      </w:pPr>
+      <w:rPr>
+        <w:rFonts w:ascii="Wingdings" w:hAnsi="Wingdings" w:hint="default"/>
+        <w:sz w:val="20"/>
+      </w:rPr>
+    </w:lvl>
+    <w:lvl w:ilvl="6" w:tentative="1">
+      <w:start w:val="1"/>
+      <w:numFmt w:val="bullet"/>
+      <w:lvlText w:val=""/>
+      <w:lvlJc w:val="left"/>
+      <w:pPr>
+        <w:tabs>
+          <w:tab w:val="num" w:pos="5040"/>
+        </w:tabs>
+        <w:ind w:left="5040" w:hanging="360"/>
+      </w:pPr>
+      <w:rPr>
+        <w:rFonts w:ascii="Wingdings" w:hAnsi="Wingdings" w:hint="default"/>
+        <w:sz w:val="20"/>
+      </w:rPr>
+    </w:lvl>
+    <w:lvl w:ilvl="7" w:tentative="1">
+      <w:start w:val="1"/>
+      <w:numFmt w:val="bullet"/>
+      <w:lvlText w:val=""/>
+      <w:lvlJc w:val="left"/>
+      <w:pPr>
+        <w:tabs>
+          <w:tab w:val="num" w:pos="5760"/>
+        </w:tabs>
+        <w:ind w:left="5760" w:hanging="360"/>
+      </w:pPr>
+      <w:rPr>
+        <w:rFonts w:ascii="Wingdings" w:hAnsi="Wingdings" w:hint="default"/>
+        <w:sz w:val="20"/>
+      </w:rPr>
+    </w:lvl>
+    <w:lvl w:ilvl="8" w:tentative="1">
+      <w:start w:val="1"/>
+      <w:numFmt w:val="bullet"/>
+      <w:lvlText w:val=""/>
+      <w:lvlJc w:val="left"/>
+      <w:pPr>
+        <w:tabs>
+          <w:tab w:val="num" w:pos="6480"/>
+        </w:tabs>
+        <w:ind w:left="6480" w:hanging="360"/>
+      </w:pPr>
+      <w:rPr>
+        <w:rFonts w:ascii="Wingdings" w:hAnsi="Wingdings" w:hint="default"/>
+        <w:sz w:val="20"/>
+      </w:rPr>
+    </w:lvl>
+  </w:abstractNum>
+  <w:abstractNum w:abstractNumId="5" w15:restartNumberingAfterBreak="0">
+    <w:nsid w:val="52100201"/>
+    <w:multiLevelType w:val="multilevel"/>
+    <w:tmpl w:val="3C88A828"/>
+    <w:lvl w:ilvl="0">
+      <w:start w:val="1"/>
+      <w:numFmt w:val="bullet"/>
+      <w:lvlText w:val=""/>
+      <w:lvlJc w:val="left"/>
+      <w:pPr>
+        <w:tabs>
+          <w:tab w:val="num" w:pos="720"/>
+        </w:tabs>
+        <w:ind w:left="720" w:hanging="360"/>
+      </w:pPr>
+      <w:rPr>
+        <w:rFonts w:ascii="Symbol" w:hAnsi="Symbol" w:hint="default"/>
+        <w:sz w:val="20"/>
+      </w:rPr>
+    </w:lvl>
+    <w:lvl w:ilvl="1" w:tentative="1">
+      <w:start w:val="1"/>
+      <w:numFmt w:val="bullet"/>
+      <w:lvlText w:val="o"/>
+      <w:lvlJc w:val="left"/>
+      <w:pPr>
+        <w:tabs>
+          <w:tab w:val="num" w:pos="1440"/>
+        </w:tabs>
+        <w:ind w:left="1440" w:hanging="360"/>
+      </w:pPr>
+      <w:rPr>
+        <w:rFonts w:ascii="Courier New" w:hAnsi="Courier New" w:hint="default"/>
+        <w:sz w:val="20"/>
+      </w:rPr>
+    </w:lvl>
+    <w:lvl w:ilvl="2" w:tentative="1">
+      <w:start w:val="1"/>
+      <w:numFmt w:val="bullet"/>
+      <w:lvlText w:val=""/>
+      <w:lvlJc w:val="left"/>
+      <w:pPr>
+        <w:tabs>
+          <w:tab w:val="num" w:pos="2160"/>
+        </w:tabs>
+        <w:ind w:left="2160" w:hanging="360"/>
+      </w:pPr>
+      <w:rPr>
+        <w:rFonts w:ascii="Wingdings" w:hAnsi="Wingdings" w:hint="default"/>
+        <w:sz w:val="20"/>
+      </w:rPr>
+    </w:lvl>
+    <w:lvl w:ilvl="3" w:tentative="1">
+      <w:start w:val="1"/>
+      <w:numFmt w:val="bullet"/>
+      <w:lvlText w:val=""/>
+      <w:lvlJc w:val="left"/>
+      <w:pPr>
+        <w:tabs>
+          <w:tab w:val="num" w:pos="2880"/>
+        </w:tabs>
+        <w:ind w:left="2880" w:hanging="360"/>
+      </w:pPr>
+      <w:rPr>
+        <w:rFonts w:ascii="Wingdings" w:hAnsi="Wingdings" w:hint="default"/>
+        <w:sz w:val="20"/>
+      </w:rPr>
+    </w:lvl>
+    <w:lvl w:ilvl="4" w:tentative="1">
+      <w:start w:val="1"/>
+      <w:numFmt w:val="bullet"/>
+      <w:lvlText w:val=""/>
+      <w:lvlJc w:val="left"/>
+      <w:pPr>
+        <w:tabs>
+          <w:tab w:val="num" w:pos="3600"/>
+        </w:tabs>
+        <w:ind w:left="3600" w:hanging="360"/>
+      </w:pPr>
+      <w:rPr>
+        <w:rFonts w:ascii="Wingdings" w:hAnsi="Wingdings" w:hint="default"/>
+        <w:sz w:val="20"/>
+      </w:rPr>
+    </w:lvl>
+    <w:lvl w:ilvl="5" w:tentative="1">
+      <w:start w:val="1"/>
+      <w:numFmt w:val="bullet"/>
+      <w:lvlText w:val=""/>
+      <w:lvlJc w:val="left"/>
+      <w:pPr>
+        <w:tabs>
+          <w:tab w:val="num" w:pos="4320"/>
+        </w:tabs>
+        <w:ind w:left="4320" w:hanging="360"/>
+      </w:pPr>
+      <w:rPr>
+        <w:rFonts w:ascii="Wingdings" w:hAnsi="Wingdings" w:hint="default"/>
+        <w:sz w:val="20"/>
+      </w:rPr>
+    </w:lvl>
+    <w:lvl w:ilvl="6" w:tentative="1">
+      <w:start w:val="1"/>
+      <w:numFmt w:val="bullet"/>
+      <w:lvlText w:val=""/>
+      <w:lvlJc w:val="left"/>
+      <w:pPr>
+        <w:tabs>
+          <w:tab w:val="num" w:pos="5040"/>
+        </w:tabs>
+        <w:ind w:left="5040" w:hanging="360"/>
+      </w:pPr>
+      <w:rPr>
+        <w:rFonts w:ascii="Wingdings" w:hAnsi="Wingdings" w:hint="default"/>
+        <w:sz w:val="20"/>
+      </w:rPr>
+    </w:lvl>
+    <w:lvl w:ilvl="7" w:tentative="1">
+      <w:start w:val="1"/>
+      <w:numFmt w:val="bullet"/>
+      <w:lvlText w:val=""/>
+      <w:lvlJc w:val="left"/>
+      <w:pPr>
+        <w:tabs>
+          <w:tab w:val="num" w:pos="5760"/>
+        </w:tabs>
+        <w:ind w:left="5760" w:hanging="360"/>
+      </w:pPr>
+      <w:rPr>
+        <w:rFonts w:ascii="Wingdings" w:hAnsi="Wingdings" w:hint="default"/>
+        <w:sz w:val="20"/>
+      </w:rPr>
+    </w:lvl>
+    <w:lvl w:ilvl="8" w:tentative="1">
+      <w:start w:val="1"/>
+      <w:numFmt w:val="bullet"/>
+      <w:lvlText w:val=""/>
+      <w:lvlJc w:val="left"/>
+      <w:pPr>
+        <w:tabs>
+          <w:tab w:val="num" w:pos="6480"/>
+        </w:tabs>
+        <w:ind w:left="6480" w:hanging="360"/>
+      </w:pPr>
+      <w:rPr>
+        <w:rFonts w:ascii="Wingdings" w:hAnsi="Wingdings" w:hint="default"/>
+        <w:sz w:val="20"/>
+      </w:rPr>
+    </w:lvl>
+  </w:abstractNum>
+  <w:abstractNum w:abstractNumId="6" w15:restartNumberingAfterBreak="0">
+    <w:nsid w:val="778919A7"/>
+    <w:multiLevelType w:val="multilevel"/>
+    <w:tmpl w:val="BD84E980"/>
+    <w:lvl w:ilvl="0">
+      <w:start w:val="1"/>
+      <w:numFmt w:val="bullet"/>
+      <w:lvlText w:val=""/>
+      <w:lvlJc w:val="left"/>
+      <w:pPr>
+        <w:tabs>
+          <w:tab w:val="num" w:pos="720"/>
+        </w:tabs>
+        <w:ind w:left="720" w:hanging="360"/>
+      </w:pPr>
+      <w:rPr>
+        <w:rFonts w:ascii="Symbol" w:hAnsi="Symbol" w:hint="default"/>
+        <w:sz w:val="20"/>
+      </w:rPr>
+    </w:lvl>
+    <w:lvl w:ilvl="1" w:tentative="1">
+      <w:start w:val="1"/>
+      <w:numFmt w:val="bullet"/>
+      <w:lvlText w:val="o"/>
+      <w:lvlJc w:val="left"/>
+      <w:pPr>
+        <w:tabs>
+          <w:tab w:val="num" w:pos="1440"/>
+        </w:tabs>
+        <w:ind w:left="1440" w:hanging="360"/>
+      </w:pPr>
+      <w:rPr>
+        <w:rFonts w:ascii="Courier New" w:hAnsi="Courier New" w:hint="default"/>
+        <w:sz w:val="20"/>
+      </w:rPr>
+    </w:lvl>
+    <w:lvl w:ilvl="2" w:tentative="1">
+      <w:start w:val="1"/>
+      <w:numFmt w:val="bullet"/>
+      <w:lvlText w:val=""/>
+      <w:lvlJc w:val="left"/>
+      <w:pPr>
+        <w:tabs>
+          <w:tab w:val="num" w:pos="2160"/>
+        </w:tabs>
+        <w:ind w:left="2160" w:hanging="360"/>
+      </w:pPr>
+      <w:rPr>
+        <w:rFonts w:ascii="Wingdings" w:hAnsi="Wingdings" w:hint="default"/>
+        <w:sz w:val="20"/>
+      </w:rPr>
+    </w:lvl>
+    <w:lvl w:ilvl="3" w:tentative="1">
+      <w:start w:val="1"/>
+      <w:numFmt w:val="bullet"/>
+      <w:lvlText w:val=""/>
+      <w:lvlJc w:val="left"/>
+      <w:pPr>
+        <w:tabs>
+          <w:tab w:val="num" w:pos="2880"/>
+        </w:tabs>
+        <w:ind w:left="2880" w:hanging="360"/>
+      </w:pPr>
+      <w:rPr>
+        <w:rFonts w:ascii="Wingdings" w:hAnsi="Wingdings" w:hint="default"/>
+        <w:sz w:val="20"/>
+      </w:rPr>
+    </w:lvl>
+    <w:lvl w:ilvl="4" w:tentative="1">
+      <w:start w:val="1"/>
+      <w:numFmt w:val="bullet"/>
+      <w:lvlText w:val=""/>
+      <w:lvlJc w:val="left"/>
+      <w:pPr>
+        <w:tabs>
+          <w:tab w:val="num" w:pos="3600"/>
+        </w:tabs>
+        <w:ind w:left="3600" w:hanging="360"/>
+      </w:pPr>
+      <w:rPr>
+        <w:rFonts w:ascii="Wingdings" w:hAnsi="Wingdings" w:hint="default"/>
+        <w:sz w:val="20"/>
+      </w:rPr>
+    </w:lvl>
+    <w:lvl w:ilvl="5" w:tentative="1">
+      <w:start w:val="1"/>
+      <w:numFmt w:val="bullet"/>
+      <w:lvlText w:val=""/>
+      <w:lvlJc w:val="left"/>
+      <w:pPr>
+        <w:tabs>
+          <w:tab w:val="num" w:pos="4320"/>
+        </w:tabs>
+        <w:ind w:left="4320" w:hanging="360"/>
+      </w:pPr>
+      <w:rPr>
+        <w:rFonts w:ascii="Wingdings" w:hAnsi="Wingdings" w:hint="default"/>
+        <w:sz w:val="20"/>
+      </w:rPr>
+    </w:lvl>
+    <w:lvl w:ilvl="6" w:tentative="1">
+      <w:start w:val="1"/>
+      <w:numFmt w:val="bullet"/>
+      <w:lvlText w:val=""/>
+      <w:lvlJc w:val="left"/>
+      <w:pPr>
+        <w:tabs>
+          <w:tab w:val="num" w:pos="5040"/>
+        </w:tabs>
+        <w:ind w:left="5040" w:hanging="360"/>
+      </w:pPr>
+      <w:rPr>
+        <w:rFonts w:ascii="Wingdings" w:hAnsi="Wingdings" w:hint="default"/>
+        <w:sz w:val="20"/>
+      </w:rPr>
+    </w:lvl>
+    <w:lvl w:ilvl="7" w:tentative="1">
+      <w:start w:val="1"/>
+      <w:numFmt w:val="bullet"/>
+      <w:lvlText w:val=""/>
+      <w:lvlJc w:val="left"/>
+      <w:pPr>
+        <w:tabs>
+          <w:tab w:val="num" w:pos="5760"/>
+        </w:tabs>
+        <w:ind w:left="5760" w:hanging="360"/>
+      </w:pPr>
+      <w:rPr>
+        <w:rFonts w:ascii="Wingdings" w:hAnsi="Wingdings" w:hint="default"/>
+        <w:sz w:val="20"/>
+      </w:rPr>
+    </w:lvl>
+    <w:lvl w:ilvl="8" w:tentative="1">
+      <w:start w:val="1"/>
+      <w:numFmt w:val="bullet"/>
+      <w:lvlText w:val=""/>
+      <w:lvlJc w:val="left"/>
+      <w:pPr>
+        <w:tabs>
+          <w:tab w:val="num" w:pos="6480"/>
+        </w:tabs>
+        <w:ind w:left="6480" w:hanging="360"/>
+      </w:pPr>
+      <w:rPr>
+        <w:rFonts w:ascii="Wingdings" w:hAnsi="Wingdings" w:hint="default"/>
+        <w:sz w:val="20"/>
+      </w:rPr>
+    </w:lvl>
+  </w:abstractNum>
+  <w:num w:numId="1" w16cid:durableId="1463494968">
+    <w:abstractNumId w:val="4"/>
+  </w:num>
+  <w:num w:numId="2" w16cid:durableId="670134207">
+    <w:abstractNumId w:val="6"/>
+  </w:num>
+  <w:num w:numId="3" w16cid:durableId="1122067016">
+    <w:abstractNumId w:val="3"/>
+  </w:num>
+  <w:num w:numId="4" w16cid:durableId="1406564260">
+    <w:abstractNumId w:val="2"/>
+  </w:num>
+  <w:num w:numId="5" w16cid:durableId="181551703">
+    <w:abstractNumId w:val="1"/>
+  </w:num>
+  <w:num w:numId="6" w16cid:durableId="1385980827">
+    <w:abstractNumId w:val="5"/>
+  </w:num>
+  <w:num w:numId="7" w16cid:durableId="60636301">
+    <w:abstractNumId w:val="0"/>
+  </w:num>
+</w:numbering>
 </file>
 
 <file path=word/styles.xml><?xml version="1.0" encoding="utf-8"?>
@@ -965,6 +2526,7 @@
   <w:style w:type="character" w:default="1" w:styleId="a0">
     <w:name w:val="Default Paragraph Font"/>
     <w:uiPriority w:val="1"/>
+    <w:semiHidden/>
     <w:unhideWhenUsed/>
   </w:style>
   <w:style w:type="table" w:default="1" w:styleId="a1">
